--- a/9-交付管理/运行记录类文件/090204-天津港引航中心引航信息系统及设备维护项目-数据质量验收测试报告.docx
+++ b/9-交付管理/运行记录类文件/090204-天津港引航中心引航信息系统及设备维护项目-数据质量验收测试报告.docx
@@ -378,8 +378,18 @@
               <w:rPr>
                 <w:rFonts w:hint="eastAsia" w:ascii="宋体" w:hAnsi="宋体" w:cs="宋体"/>
                 <w:sz w:val="21"/>
+                <w:lang w:val="en-US" w:eastAsia="zh-CN"/>
               </w:rPr>
-              <w:t>编制时间:</w:t>
+              <w:t>审核</w:t>
+            </w:r>
+            <w:bookmarkStart w:id="38" w:name="_GoBack"/>
+            <w:bookmarkEnd w:id="38"/>
+            <w:r>
+              <w:rPr>
+                <w:rFonts w:hint="eastAsia" w:ascii="宋体" w:hAnsi="宋体" w:cs="宋体"/>
+                <w:sz w:val="21"/>
+              </w:rPr>
+              <w:t>时间:</w:t>
             </w:r>
             <w:r>
               <w:rPr>
@@ -1255,12 +1265,6 @@
             <w:insideH w:val="single" w:color="000000" w:sz="2" w:space="0"/>
             <w:insideV w:val="single" w:color="000000" w:sz="2" w:space="0"/>
           </w:tblBorders>
-          <w:tblCellMar>
-            <w:top w:w="0" w:type="dxa"/>
-            <w:left w:w="0" w:type="dxa"/>
-            <w:bottom w:w="0" w:type="dxa"/>
-            <w:right w:w="0" w:type="dxa"/>
-          </w:tblCellMar>
         </w:tblPrEx>
         <w:trPr>
           <w:trHeight w:val="556" w:hRule="atLeast"/>
@@ -1360,12 +1364,6 @@
             <w:insideH w:val="single" w:color="000000" w:sz="2" w:space="0"/>
             <w:insideV w:val="single" w:color="000000" w:sz="2" w:space="0"/>
           </w:tblBorders>
-          <w:tblCellMar>
-            <w:top w:w="0" w:type="dxa"/>
-            <w:left w:w="0" w:type="dxa"/>
-            <w:bottom w:w="0" w:type="dxa"/>
-            <w:right w:w="0" w:type="dxa"/>
-          </w:tblCellMar>
         </w:tblPrEx>
         <w:trPr>
           <w:trHeight w:val="561" w:hRule="atLeast"/>
@@ -1510,8 +1508,6 @@
               <w:tab w:val="right" w:leader="dot" w:pos="8306"/>
             </w:tabs>
           </w:pPr>
-          <w:bookmarkStart w:id="38" w:name="_GoBack"/>
-          <w:bookmarkEnd w:id="38"/>
           <w:r>
             <w:rPr>
               <w:rFonts w:hint="eastAsia" w:ascii="宋体" w:hAnsi="宋体" w:eastAsia="宋体" w:cs="宋体"/>
@@ -3178,12 +3174,6 @@
             <w:insideH w:val="none" w:color="DEE0E3" w:sz="0" w:space="0"/>
             <w:insideV w:val="none" w:color="DEE0E3" w:sz="0" w:space="0"/>
           </w:tblBorders>
-          <w:tblCellMar>
-            <w:top w:w="0" w:type="dxa"/>
-            <w:left w:w="10" w:type="dxa"/>
-            <w:bottom w:w="0" w:type="dxa"/>
-            <w:right w:w="10" w:type="dxa"/>
-          </w:tblCellMar>
         </w:tblPrEx>
         <w:trPr>
           <w:trHeight w:val="0" w:hRule="atLeast"/>
@@ -3644,8 +3634,8 @@
         <w:pStyle w:val="29"/>
         <w:bidi w:val="0"/>
       </w:pPr>
-      <w:bookmarkStart w:id="10" w:name="heading_6"/>
-      <w:bookmarkStart w:id="11" w:name="_Toc22407"/>
+      <w:bookmarkStart w:id="10" w:name="_Toc22407"/>
+      <w:bookmarkStart w:id="11" w:name="heading_6"/>
       <w:r>
         <w:t>测试环境与过程</w:t>
       </w:r>
@@ -3657,8 +3647,8 @@
         <w:pStyle w:val="31"/>
         <w:bidi w:val="0"/>
       </w:pPr>
-      <w:bookmarkStart w:id="12" w:name="heading_7"/>
-      <w:bookmarkStart w:id="13" w:name="_Toc9291"/>
+      <w:bookmarkStart w:id="12" w:name="_Toc9291"/>
+      <w:bookmarkStart w:id="13" w:name="heading_7"/>
       <w:r>
         <w:t>测试环境</w:t>
       </w:r>
@@ -3697,8 +3687,8 @@
         <w:pStyle w:val="31"/>
         <w:bidi w:val="0"/>
       </w:pPr>
-      <w:bookmarkStart w:id="14" w:name="heading_8"/>
-      <w:bookmarkStart w:id="15" w:name="_Toc29288"/>
+      <w:bookmarkStart w:id="14" w:name="_Toc29288"/>
+      <w:bookmarkStart w:id="15" w:name="heading_8"/>
       <w:r>
         <w:t>测试过程记录</w:t>
       </w:r>
@@ -5272,8 +5262,8 @@
         <w:pStyle w:val="31"/>
         <w:bidi w:val="0"/>
       </w:pPr>
-      <w:bookmarkStart w:id="26" w:name="heading_14"/>
-      <w:bookmarkStart w:id="27" w:name="_Toc15051"/>
+      <w:bookmarkStart w:id="26" w:name="_Toc15051"/>
+      <w:bookmarkStart w:id="27" w:name="heading_14"/>
       <w:r>
         <w:t>KPI-05：费用与结算数据域 凭证平衡率</w:t>
       </w:r>
@@ -5616,8 +5606,8 @@
         <w:pStyle w:val="31"/>
         <w:bidi w:val="0"/>
       </w:pPr>
-      <w:bookmarkStart w:id="28" w:name="heading_15"/>
-      <w:bookmarkStart w:id="29" w:name="_Toc16685"/>
+      <w:bookmarkStart w:id="28" w:name="_Toc16685"/>
+      <w:bookmarkStart w:id="29" w:name="heading_15"/>
       <w:r>
         <w:t>KPI-06：系统过程域 数据清洗任务执行成功率</w:t>
       </w:r>
@@ -7643,8 +7633,8 @@
         <w:pStyle w:val="29"/>
         <w:bidi w:val="0"/>
       </w:pPr>
-      <w:bookmarkStart w:id="36" w:name="heading_19"/>
-      <w:bookmarkStart w:id="37" w:name="_Toc7629"/>
+      <w:bookmarkStart w:id="36" w:name="_Toc7629"/>
+      <w:bookmarkStart w:id="37" w:name="heading_19"/>
       <w:r>
         <w:t>附件</w:t>
       </w:r>
@@ -7673,6 +7663,7 @@
       <w:pPr>
         <w:pStyle w:val="30"/>
         <w:numPr>
+          <w:ilvl w:val="0"/>
           <w:numId w:val="0"/>
         </w:numPr>
         <w:bidi w:val="0"/>
